--- a/docs/VetAgenda_Proyecto_Final_Lineamientos_EBC.docx
+++ b/docs/VetAgenda_Proyecto_Final_Lineamientos_EBC.docx
@@ -1582,15 +1582,17 @@
               <w:spacing w:after="0" w:line="276" w:lineRule="auto"/>
             </w:pPr>
             <w:r/>
-            <w:r>
-              <w:rPr>
-                <w:rFonts w:ascii="Arial" w:hAnsi="Arial"/>
-                <w:b w:val="0"/>
-                <w:color w:val="1E2E35"/>
-                <w:sz w:val="21"/>
-              </w:rPr>
-              <w:t>Se habilitará durante el go-live en un proveedor externo; la versión validada actualmente se ejecuta localmente.</w:t>
-            </w:r>
+            <w:hyperlink r:id="rId13">
+              <w:r>
+                <w:rPr>
+                  <w:color w:val="2C5F99"/>
+                  <w:u w:val="single"/>
+                  <w:rFonts w:ascii="Arial" w:hAnsi="Arial"/>
+                  <w:sz w:val="24"/>
+                </w:rPr>
+                <w:t>https://vetagenda.onrender.com/</w:t>
+              </w:r>
+            </w:hyperlink>
           </w:p>
         </w:tc>
       </w:tr>
@@ -1766,7 +1768,7 @@
                     <pic:cNvPicPr/>
                   </pic:nvPicPr>
                   <pic:blipFill>
-                    <a:blip r:embed="rId13"/>
+                    <a:blip r:embed="rId14"/>
                     <a:stretch>
                       <a:fillRect/>
                     </a:stretch>
@@ -7824,7 +7826,7 @@
                     <pic:cNvPicPr/>
                   </pic:nvPicPr>
                   <pic:blipFill>
-                    <a:blip r:embed="rId14"/>
+                    <a:blip r:embed="rId15"/>
                     <a:stretch>
                       <a:fillRect/>
                     </a:stretch>
@@ -7880,7 +7882,7 @@
                     <pic:cNvPicPr/>
                   </pic:nvPicPr>
                   <pic:blipFill>
-                    <a:blip r:embed="rId15"/>
+                    <a:blip r:embed="rId16"/>
                     <a:stretch>
                       <a:fillRect/>
                     </a:stretch>
@@ -8899,7 +8901,7 @@
                     <pic:cNvPicPr/>
                   </pic:nvPicPr>
                   <pic:blipFill>
-                    <a:blip r:embed="rId16"/>
+                    <a:blip r:embed="rId17"/>
                     <a:stretch>
                       <a:fillRect/>
                     </a:stretch>
@@ -9777,7 +9779,7 @@
                     <pic:cNvPicPr/>
                   </pic:nvPicPr>
                   <pic:blipFill>
-                    <a:blip r:embed="rId17"/>
+                    <a:blip r:embed="rId18"/>
                     <a:stretch>
                       <a:fillRect/>
                     </a:stretch>
@@ -11471,7 +11473,7 @@
                     <pic:cNvPicPr/>
                   </pic:nvPicPr>
                   <pic:blipFill>
-                    <a:blip r:embed="rId18"/>
+                    <a:blip r:embed="rId19"/>
                     <a:stretch>
                       <a:fillRect/>
                     </a:stretch>
@@ -11527,7 +11529,7 @@
                     <pic:cNvPicPr/>
                   </pic:nvPicPr>
                   <pic:blipFill>
-                    <a:blip r:embed="rId19"/>
+                    <a:blip r:embed="rId20"/>
                     <a:stretch>
                       <a:fillRect/>
                     </a:stretch>
@@ -11583,7 +11585,7 @@
                     <pic:cNvPicPr/>
                   </pic:nvPicPr>
                   <pic:blipFill>
-                    <a:blip r:embed="rId20"/>
+                    <a:blip r:embed="rId21"/>
                     <a:stretch>
                       <a:fillRect/>
                     </a:stretch>
@@ -11675,7 +11677,7 @@
                     <pic:cNvPicPr/>
                   </pic:nvPicPr>
                   <pic:blipFill>
-                    <a:blip r:embed="rId21"/>
+                    <a:blip r:embed="rId22"/>
                     <a:stretch>
                       <a:fillRect/>
                     </a:stretch>
@@ -11754,7 +11756,7 @@
                     <pic:cNvPicPr/>
                   </pic:nvPicPr>
                   <pic:blipFill>
-                    <a:blip r:embed="rId22"/>
+                    <a:blip r:embed="rId23"/>
                     <a:stretch>
                       <a:fillRect/>
                     </a:stretch>
@@ -12283,7 +12285,7 @@
                     <pic:cNvPicPr/>
                   </pic:nvPicPr>
                   <pic:blipFill>
-                    <a:blip r:embed="rId23"/>
+                    <a:blip r:embed="rId24"/>
                     <a:stretch>
                       <a:fillRect/>
                     </a:stretch>
@@ -12982,7 +12984,7 @@
                     <pic:cNvPicPr/>
                   </pic:nvPicPr>
                   <pic:blipFill>
-                    <a:blip r:embed="rId24"/>
+                    <a:blip r:embed="rId25"/>
                     <a:stretch>
                       <a:fillRect/>
                     </a:stretch>
@@ -14096,7 +14098,25 @@
           <w:color w:val="1E2E35"/>
           <w:sz w:val="24"/>
         </w:rPr>
-        <w:t xml:space="preserve">El código está preparado para desplegarse desde el repositorio. </w:t>
+        <w:t xml:space="preserve">La versión productiva académica está disponible en </w:t>
+      </w:r>
+      <w:r>
+        <w:rPr>
+          <w:rFonts w:ascii="Arial" w:hAnsi="Arial"/>
+          <w:b/>
+          <w:color w:val="1E2E35"/>
+          <w:sz w:val="24"/>
+        </w:rPr>
+        <w:t>https://vetagenda.onrender.com/</w:t>
+      </w:r>
+      <w:r>
+        <w:rPr>
+          <w:rFonts w:ascii="Arial" w:hAnsi="Arial"/>
+          <w:b w:val="0"/>
+          <w:color w:val="1E2E35"/>
+          <w:sz w:val="24"/>
+        </w:rPr>
+        <w:t xml:space="preserve">. </w:t>
       </w:r>
       <w:r>
         <w:rPr>
@@ -14132,7 +14152,7 @@
           <w:color w:val="1E2E35"/>
           <w:sz w:val="24"/>
         </w:rPr>
-        <w:t xml:space="preserve"> instala dependencias, recopila archivos estáticos, aplica migraciones y configura los grupos. Gunicorn ejecuta WSGI y WhiteNoise atiende los archivos estáticos. La revisión </w:t>
+        <w:t xml:space="preserve"> instala dependencias, recopila archivos estáticos, aplica migraciones, configura grupos y carga datos ficticios de demostración de manera idempotente. Gunicorn ejecuta WSGI y WhiteNoise atiende los archivos estáticos. La revisión </w:t>
       </w:r>
       <w:r>
         <w:rPr>
@@ -14150,43 +14170,7 @@
           <w:color w:val="1E2E35"/>
           <w:sz w:val="24"/>
         </w:rPr>
-        <w:t xml:space="preserve"> finalizó sin observaciones. La </w:t>
-      </w:r>
-      <w:r>
-        <w:rPr>
-          <w:rFonts w:ascii="Arial" w:hAnsi="Arial"/>
-          <w:b/>
-          <w:color w:val="1E2E35"/>
-          <w:sz w:val="24"/>
-        </w:rPr>
-        <w:t>liga productiva debe incorporarse aquí después de autorizar y activar el servicio externo</w:t>
-      </w:r>
-      <w:r>
-        <w:rPr>
-          <w:rFonts w:ascii="Arial" w:hAnsi="Arial"/>
-          <w:b w:val="0"/>
-          <w:color w:val="1E2E35"/>
-          <w:sz w:val="24"/>
-        </w:rPr>
-        <w:t xml:space="preserve">. Mientras se completa ese paso, la aplicación validada se ejecuta localmente en </w:t>
-      </w:r>
-      <w:r>
-        <w:rPr>
-          <w:rFonts w:ascii="Consolas" w:hAnsi="Consolas"/>
-          <w:b w:val="0"/>
-          <w:color w:val="0F766E"/>
-          <w:sz w:val="24"/>
-        </w:rPr>
-        <w:t>http://127.0.0.1:8000/</w:t>
-      </w:r>
-      <w:r>
-        <w:rPr>
-          <w:rFonts w:ascii="Arial" w:hAnsi="Arial"/>
-          <w:b w:val="0"/>
-          <w:color w:val="1E2E35"/>
-          <w:sz w:val="24"/>
-        </w:rPr>
-        <w:t>; esta dirección es evidencia de desarrollo y no debe presentarse como producción.</w:t>
+        <w:t xml:space="preserve"> finalizó sin observaciones. El dashboard, los módulos CRUD, la agenda diaria y el endpoint REST respondieron HTTP 200 mediante HTTPS. En el plan gratuito, la primera visita después de un periodo de inactividad puede requerir algunos segundos de reactivación.</w:t>
       </w:r>
     </w:p>
     <w:p>
@@ -14196,6 +14180,41 @@
       <w:r>
         <w:t>Repositorio y reproducción</w:t>
       </w:r>
+    </w:p>
+    <w:p>
+      <w:pPr>
+        <w:spacing w:line="360" w:lineRule="auto" w:after="160"/>
+        <w:jc w:val="both"/>
+      </w:pPr>
+      <w:r>
+        <w:rPr>
+          <w:rFonts w:ascii="Arial" w:hAnsi="Arial"/>
+          <w:b/>
+          <w:color w:val="1E2E35"/>
+          <w:sz w:val="24"/>
+        </w:rPr>
+        <w:t>Aplicación productiva:</w:t>
+      </w:r>
+      <w:r>
+        <w:rPr>
+          <w:rFonts w:ascii="Arial" w:hAnsi="Arial"/>
+          <w:b w:val="0"/>
+          <w:color w:val="1E2E35"/>
+          <w:sz w:val="24"/>
+        </w:rPr>
+        <w:t xml:space="preserve"> </w:t>
+      </w:r>
+      <w:hyperlink r:id="rId13">
+        <w:r>
+          <w:rPr>
+            <w:color w:val="2C5F99"/>
+            <w:u w:val="single"/>
+            <w:rFonts w:ascii="Arial" w:hAnsi="Arial"/>
+            <w:sz w:val="24"/>
+          </w:rPr>
+          <w:t>https://vetagenda.onrender.com/</w:t>
+        </w:r>
+      </w:hyperlink>
     </w:p>
     <w:p>
       <w:pPr>
@@ -16722,7 +16741,7 @@
         </w:rPr>
         <w:t xml:space="preserve">[1] Cedeño Ochoa, A., Catuto Murillo, A. y Rodas-Silva, J. (2021). *Use of Web applications for the management of veterinary clinics and their impact on the improvement of administrative processes*. Ecuadorian Science Journal. </w:t>
       </w:r>
-      <w:hyperlink r:id="rId25">
+      <w:hyperlink r:id="rId26">
         <w:r>
           <w:rPr>
             <w:color w:val="2C5F99"/>
@@ -16748,7 +16767,7 @@
         </w:rPr>
         <w:t xml:space="preserve">[2] Loor García, Y. Y. (2019). *Desarrollo de aplicación web para la gestión de consultas y agendamiento de citas de mascota de la clínica veterinaria Burgos*. Universidad Politécnica Salesiana. </w:t>
       </w:r>
-      <w:hyperlink r:id="rId26">
+      <w:hyperlink r:id="rId27">
         <w:r>
           <w:rPr>
             <w:color w:val="2C5F99"/>
@@ -16789,7 +16808,7 @@
         </w:rPr>
         <w:t xml:space="preserve">[4] Django Software Foundation. (2026). *Models*. </w:t>
       </w:r>
-      <w:hyperlink r:id="rId27">
+      <w:hyperlink r:id="rId28">
         <w:r>
           <w:rPr>
             <w:color w:val="2C5F99"/>
@@ -16815,7 +16834,7 @@
         </w:rPr>
         <w:t xml:space="preserve">[5] Django REST Framework. (2026). *Class-based views*. </w:t>
       </w:r>
-      <w:hyperlink r:id="rId28">
+      <w:hyperlink r:id="rId29">
         <w:r>
           <w:rPr>
             <w:color w:val="2C5F99"/>
